--- a/downloads/intro-transcript-outro/32_E20.docx
+++ b/downloads/intro-transcript-outro/32_E20.docx
@@ -34,7 +34,15 @@
         <w:rPr>
           <w:color w:val="2EAF7D"/>
         </w:rPr>
-        <w:t xml:space="preserve">Pascal : ce n’est pas une reconversion. Enrichir le métier, tenir les deux calendriers, savoir ce que l’on garde du laboratoire.</w:t>
+        <w:t xml:space="preserve">La chorale vient de parler d’un métier qui bouge. Pascal le cadre : on n’abandonne pas la recherche, on l’articule.</w:t>
+      </w:r>
+    </w:p>
+    <w:p>
+      <w:r>
+        <w:rPr>
+          <w:color w:val="2EAF7D"/>
+        </w:rPr>
+        <w:t xml:space="preserve">Statut, temps, place scientifique : tout cela se discute avant la création, pas après — le même « trop tôt / trop tard » que Jean-Jacques sur les aides.</w:t>
       </w:r>
     </w:p>
     <w:p>
@@ -326,7 +334,15 @@
         <w:rPr>
           <w:color w:val="F48C2E"/>
         </w:rPr>
-        <w:t xml:space="preserve">L’engagement se dose. Le statut, le temps et le rôle scientifique se discutent tôt, pas après la création.</w:t>
+        <w:t xml:space="preserve">L’engagement se dose. Vous savez maintenant que le rôle se choisit, comme Pascal l’avait dit pour le dirigeant.</w:t>
+      </w:r>
+    </w:p>
+    <w:p>
+      <w:r>
+        <w:rPr>
+          <w:color w:val="F48C2E"/>
+        </w:rPr>
+        <w:t xml:space="preserve">Bernard, ensuite, donne les outils d’apprentissage : échelle TRL, pivot, MVP. Changer de trajectoire n’est pas un échec : c’est aligner la preuve sur le problème.</w:t>
       </w:r>
     </w:p>
     <w:sectPr>
